--- a/docs/pdf-assets/火巡智策_第四部分_系统实现与交互_初稿.docx
+++ b/docs/pdf-assets/火巡智策_第四部分_系统实现与交互_初稿.docx
@@ -651,7 +651,7 @@
       <w:r>
         <w:drawing>
           <wp:inline distT="0" distB="0" distL="0" distR="0">
-            <wp:extent cx="5524500" cy="5657850"/>
+            <wp:extent cx="5334000" cy="4162425"/>
             <wp:effectExtent t="0" r="0" b="0" l="0"/>
             <wp:docPr id="1" name="" descr="" title=""/>
             <wp:cNvGraphicFramePr>
@@ -676,7 +676,7 @@
                   <pic:spPr bwMode="auto">
                     <a:xfrm>
                       <a:off x="0" y="0"/>
-                      <a:ext cx="5524500" cy="5657850"/>
+                      <a:ext cx="5334000" cy="4162425"/>
                     </a:xfrm>
                     <a:prstGeom prst="rect">
                       <a:avLst/>
@@ -709,8 +709,7 @@
     <w:p>
       <w:pPr>
         <w:pStyle w:val="Heading2"/>
-        <w:pageBreakBefore/>
-        <w:spacing w:after="140" w:before="120"/>
+        <w:spacing w:after="140" w:before="240"/>
       </w:pPr>
       <w:r>
         <w:rPr>
